--- a/Generated_Evaluations_Batch1/PTL_Evaluation_Jacqueline_Lewis.docx
+++ b/Generated_Evaluations_Batch1/PTL_Evaluation_Jacqueline_Lewis.docx
@@ -64,7 +64,7 @@
         <w:rPr>
           <w:rFonts w:ascii="Times New Roman" w:hAnsi="Times New Roman"/>
         </w:rPr>
-        <w:t>668 Info Tech Mgmt (07/07/25 - 08/10/25, 11/03/25 - 12/08/25)</w:t>
+        <w:t>MBA 625 Managerial Accounting (02/17/25 - 03/23/25, 6/09/25 - 07/13/25); 668 Info Tech Mgmt (07/07/25 - 08/10/25, 11/03/25 - 12/08/25)</w:t>
       </w:r>
     </w:p>
     <w:p>
@@ -75,18 +75,12 @@
         </w:rPr>
         <w:t xml:space="preserve">Faculty AACSB Status: </w:t>
       </w:r>
-      <w:r/>
-      <w:sdt>
-        <w:sdtPr>
-          <w:tag w:val="AACSBStatus"/>
-          <w:alias w:val="AACSBStatus"/>
-        </w:sdtPr>
-        <w:sdtContent>
-          <w:r>
-            <w:t>[Click to enter AACSB status]</w:t>
-          </w:r>
-        </w:sdtContent>
-      </w:sdt>
+      <w:r>
+        <w:rPr>
+          <w:rFonts w:ascii="Times New Roman" w:hAnsi="Times New Roman"/>
+        </w:rPr>
+        <w:t>Instructional Practitioner</w:t>
+      </w:r>
     </w:p>
     <w:p/>
     <w:p>
